--- a/Base de datos/UD09 - Combinación de tablas y unión de consultas/TAREA_EXTRA_NBA/TAREA EVALUABLE ud7-8.docx
+++ b/Base de datos/UD09 - Combinación de tablas y unión de consultas/TAREA_EXTRA_NBA/TAREA EVALUABLE ud7-8.docx
@@ -1,6 +1,6 @@
 
 <file path=word/document.xml><?xml version="1.0" encoding="utf-8"?>
-<w:document xmlns:wpc="http://schemas.microsoft.com/office/word/2010/wordprocessingCanvas" xmlns:cx="http://schemas.microsoft.com/office/drawing/2014/chartex" xmlns:cx1="http://schemas.microsoft.com/office/drawing/2015/9/8/chartex" xmlns:cx2="http://schemas.microsoft.com/office/drawing/2015/10/21/chartex" xmlns:cx3="http://schemas.microsoft.com/office/drawing/2016/5/9/chartex" xmlns:cx4="http://schemas.microsoft.com/office/drawing/2016/5/10/chartex" xmlns:cx5="http://schemas.microsoft.com/office/drawing/2016/5/11/chartex" xmlns:cx6="http://schemas.microsoft.com/office/drawing/2016/5/12/chartex" xmlns:cx7="http://schemas.microsoft.com/office/drawing/2016/5/13/chartex" xmlns:cx8="http://schemas.microsoft.com/office/drawing/2016/5/14/chartex" xmlns:mc="http://schemas.openxmlformats.org/markup-compatibility/2006" xmlns:aink="http://schemas.microsoft.com/office/drawing/2016/ink" xmlns:am3d="http://schemas.microsoft.com/office/drawing/2017/model3d" xmlns:o="urn:schemas-microsoft-com:office:office" xmlns:r="http://schemas.openxmlformats.org/officeDocument/2006/relationships" xmlns:m="http://schemas.openxmlformats.org/officeDocument/2006/math" xmlns:v="urn:schemas-microsoft-com:vml" xmlns:wp14="http://schemas.microsoft.com/office/word/2010/wordprocessingDrawing" xmlns:wp="http://schemas.openxmlformats.org/drawingml/2006/wordprocessingDrawing" xmlns:w10="urn:schemas-microsoft-com:office:word" xmlns:w="http://schemas.openxmlformats.org/wordprocessingml/2006/main" xmlns:w14="http://schemas.microsoft.com/office/word/2010/wordml" xmlns:w15="http://schemas.microsoft.com/office/word/2012/wordml" xmlns:w16cex="http://schemas.microsoft.com/office/word/2018/wordml/cex" xmlns:w16cid="http://schemas.microsoft.com/office/word/2016/wordml/cid" xmlns:w16="http://schemas.microsoft.com/office/word/2018/wordml" xmlns:w16sdtdh="http://schemas.microsoft.com/office/word/2020/wordml/sdtdatahash" xmlns:w16se="http://schemas.microsoft.com/office/word/2015/wordml/symex" xmlns:wpg="http://schemas.microsoft.com/office/word/2010/wordprocessingGroup" xmlns:wpi="http://schemas.microsoft.com/office/word/2010/wordprocessingInk" xmlns:wne="http://schemas.microsoft.com/office/word/2006/wordml" xmlns:wps="http://schemas.microsoft.com/office/word/2010/wordprocessingShape" mc:Ignorable="w14 w15 w16se w16cid w16 w16cex w16sdtdh wp14">
+<w:document xmlns:wpc="http://schemas.microsoft.com/office/word/2010/wordprocessingCanvas" xmlns:cx="http://schemas.microsoft.com/office/drawing/2014/chartex" xmlns:cx1="http://schemas.microsoft.com/office/drawing/2015/9/8/chartex" xmlns:cx2="http://schemas.microsoft.com/office/drawing/2015/10/21/chartex" xmlns:cx3="http://schemas.microsoft.com/office/drawing/2016/5/9/chartex" xmlns:cx4="http://schemas.microsoft.com/office/drawing/2016/5/10/chartex" xmlns:cx5="http://schemas.microsoft.com/office/drawing/2016/5/11/chartex" xmlns:cx6="http://schemas.microsoft.com/office/drawing/2016/5/12/chartex" xmlns:cx7="http://schemas.microsoft.com/office/drawing/2016/5/13/chartex" xmlns:cx8="http://schemas.microsoft.com/office/drawing/2016/5/14/chartex" xmlns:mc="http://schemas.openxmlformats.org/markup-compatibility/2006" xmlns:aink="http://schemas.microsoft.com/office/drawing/2016/ink" xmlns:am3d="http://schemas.microsoft.com/office/drawing/2017/model3d" xmlns:o="urn:schemas-microsoft-com:office:office" xmlns:oel="http://schemas.microsoft.com/office/2019/extlst" xmlns:r="http://schemas.openxmlformats.org/officeDocument/2006/relationships" xmlns:m="http://schemas.openxmlformats.org/officeDocument/2006/math" xmlns:v="urn:schemas-microsoft-com:vml" xmlns:wp14="http://schemas.microsoft.com/office/word/2010/wordprocessingDrawing" xmlns:wp="http://schemas.openxmlformats.org/drawingml/2006/wordprocessingDrawing" xmlns:w10="urn:schemas-microsoft-com:office:word" xmlns:w="http://schemas.openxmlformats.org/wordprocessingml/2006/main" xmlns:w14="http://schemas.microsoft.com/office/word/2010/wordml" xmlns:w15="http://schemas.microsoft.com/office/word/2012/wordml" xmlns:w16cex="http://schemas.microsoft.com/office/word/2018/wordml/cex" xmlns:w16cid="http://schemas.microsoft.com/office/word/2016/wordml/cid" xmlns:w16="http://schemas.microsoft.com/office/word/2018/wordml" xmlns:w16sdtdh="http://schemas.microsoft.com/office/word/2020/wordml/sdtdatahash" xmlns:w16se="http://schemas.microsoft.com/office/word/2015/wordml/symex" xmlns:wpg="http://schemas.microsoft.com/office/word/2010/wordprocessingGroup" xmlns:wpi="http://schemas.microsoft.com/office/word/2010/wordprocessingInk" xmlns:wne="http://schemas.microsoft.com/office/word/2006/wordml" xmlns:wps="http://schemas.microsoft.com/office/word/2010/wordprocessingShape" mc:Ignorable="w14 w15 w16se w16cid w16 w16cex w16sdtdh wp14">
   <w:body>
     <w:p>
       <w:pPr>
@@ -281,6 +281,46 @@
           <w:noProof/>
         </w:rPr>
       </w:pPr>
+      <w:r>
+        <w:rPr>
+          <w:noProof/>
+        </w:rPr>
+        <w:drawing>
+          <wp:inline distT="0" distB="0" distL="0" distR="0" wp14:anchorId="177B4ECE" wp14:editId="5CEE1AD8">
+            <wp:extent cx="5400040" cy="1796415"/>
+            <wp:effectExtent l="0" t="0" r="0" b="0"/>
+            <wp:docPr id="268850572" name="Imagen 1"/>
+            <wp:cNvGraphicFramePr>
+              <a:graphicFrameLocks xmlns:a="http://schemas.openxmlformats.org/drawingml/2006/main" noChangeAspect="1"/>
+            </wp:cNvGraphicFramePr>
+            <a:graphic xmlns:a="http://schemas.openxmlformats.org/drawingml/2006/main">
+              <a:graphicData uri="http://schemas.openxmlformats.org/drawingml/2006/picture">
+                <pic:pic xmlns:pic="http://schemas.openxmlformats.org/drawingml/2006/picture">
+                  <pic:nvPicPr>
+                    <pic:cNvPr id="268850572" name=""/>
+                    <pic:cNvPicPr/>
+                  </pic:nvPicPr>
+                  <pic:blipFill>
+                    <a:blip r:embed="rId10"/>
+                    <a:stretch>
+                      <a:fillRect/>
+                    </a:stretch>
+                  </pic:blipFill>
+                  <pic:spPr>
+                    <a:xfrm>
+                      <a:off x="0" y="0"/>
+                      <a:ext cx="5400040" cy="1796415"/>
+                    </a:xfrm>
+                    <a:prstGeom prst="rect">
+                      <a:avLst/>
+                    </a:prstGeom>
+                  </pic:spPr>
+                </pic:pic>
+              </a:graphicData>
+            </a:graphic>
+          </wp:inline>
+        </w:drawing>
+      </w:r>
     </w:p>
     <w:p>
       <w:pPr>
@@ -342,14 +382,7 @@
           <w:b/>
           <w:bCs/>
         </w:rPr>
-        <w:t xml:space="preserve"> </w:t>
-      </w:r>
-      <w:r>
-        <w:rPr>
-          <w:b/>
-          <w:bCs/>
-        </w:rPr>
-        <w:t>(1 PUNTO)</w:t>
+        <w:t xml:space="preserve"> (1 PUNTO)</w:t>
       </w:r>
     </w:p>
     <w:p>
@@ -361,6 +394,46 @@
           <w:noProof/>
         </w:rPr>
       </w:pPr>
+      <w:r>
+        <w:rPr>
+          <w:noProof/>
+        </w:rPr>
+        <w:drawing>
+          <wp:inline distT="0" distB="0" distL="0" distR="0" wp14:anchorId="20699CB3" wp14:editId="51BFBB38">
+            <wp:extent cx="5400040" cy="1082040"/>
+            <wp:effectExtent l="0" t="0" r="0" b="3810"/>
+            <wp:docPr id="470875987" name="Imagen 1"/>
+            <wp:cNvGraphicFramePr>
+              <a:graphicFrameLocks xmlns:a="http://schemas.openxmlformats.org/drawingml/2006/main" noChangeAspect="1"/>
+            </wp:cNvGraphicFramePr>
+            <a:graphic xmlns:a="http://schemas.openxmlformats.org/drawingml/2006/main">
+              <a:graphicData uri="http://schemas.openxmlformats.org/drawingml/2006/picture">
+                <pic:pic xmlns:pic="http://schemas.openxmlformats.org/drawingml/2006/picture">
+                  <pic:nvPicPr>
+                    <pic:cNvPr id="470875987" name=""/>
+                    <pic:cNvPicPr/>
+                  </pic:nvPicPr>
+                  <pic:blipFill>
+                    <a:blip r:embed="rId11"/>
+                    <a:stretch>
+                      <a:fillRect/>
+                    </a:stretch>
+                  </pic:blipFill>
+                  <pic:spPr>
+                    <a:xfrm>
+                      <a:off x="0" y="0"/>
+                      <a:ext cx="5400040" cy="1082040"/>
+                    </a:xfrm>
+                    <a:prstGeom prst="rect">
+                      <a:avLst/>
+                    </a:prstGeom>
+                  </pic:spPr>
+                </pic:pic>
+              </a:graphicData>
+            </a:graphic>
+          </wp:inline>
+        </w:drawing>
+      </w:r>
     </w:p>
     <w:p>
       <w:pPr>
@@ -406,14 +479,50 @@
           <w:b/>
           <w:bCs/>
         </w:rPr>
-        <w:t xml:space="preserve"> </w:t>
-      </w:r>
-      <w:r>
-        <w:rPr>
-          <w:b/>
-          <w:bCs/>
-        </w:rPr>
-        <w:t>(1 PUNTO)</w:t>
+        <w:t xml:space="preserve"> (1 PUNTO)</w:t>
+      </w:r>
+    </w:p>
+    <w:p>
+      <w:pPr>
+        <w:ind w:left="708" w:right="-568"/>
+        <w:jc w:val="both"/>
+      </w:pPr>
+      <w:r>
+        <w:drawing>
+          <wp:inline distT="0" distB="0" distL="0" distR="0" wp14:anchorId="11600C5A" wp14:editId="231A3B56">
+            <wp:extent cx="5400040" cy="1253490"/>
+            <wp:effectExtent l="0" t="0" r="0" b="3810"/>
+            <wp:docPr id="940368332" name="Imagen 1"/>
+            <wp:cNvGraphicFramePr>
+              <a:graphicFrameLocks xmlns:a="http://schemas.openxmlformats.org/drawingml/2006/main" noChangeAspect="1"/>
+            </wp:cNvGraphicFramePr>
+            <a:graphic xmlns:a="http://schemas.openxmlformats.org/drawingml/2006/main">
+              <a:graphicData uri="http://schemas.openxmlformats.org/drawingml/2006/picture">
+                <pic:pic xmlns:pic="http://schemas.openxmlformats.org/drawingml/2006/picture">
+                  <pic:nvPicPr>
+                    <pic:cNvPr id="940368332" name=""/>
+                    <pic:cNvPicPr/>
+                  </pic:nvPicPr>
+                  <pic:blipFill>
+                    <a:blip r:embed="rId12"/>
+                    <a:stretch>
+                      <a:fillRect/>
+                    </a:stretch>
+                  </pic:blipFill>
+                  <pic:spPr>
+                    <a:xfrm>
+                      <a:off x="0" y="0"/>
+                      <a:ext cx="5400040" cy="1253490"/>
+                    </a:xfrm>
+                    <a:prstGeom prst="rect">
+                      <a:avLst/>
+                    </a:prstGeom>
+                  </pic:spPr>
+                </pic:pic>
+              </a:graphicData>
+            </a:graphic>
+          </wp:inline>
+        </w:drawing>
       </w:r>
     </w:p>
     <w:p>
@@ -443,14 +552,7 @@
           <w:b/>
           <w:bCs/>
         </w:rPr>
-        <w:t xml:space="preserve"> </w:t>
-      </w:r>
-      <w:r>
-        <w:rPr>
-          <w:b/>
-          <w:bCs/>
-        </w:rPr>
-        <w:t>(</w:t>
+        <w:t xml:space="preserve"> (</w:t>
       </w:r>
       <w:r>
         <w:rPr>
@@ -547,10 +649,11 @@
         <w:rPr>
           <w:noProof/>
         </w:rPr>
+        <w:lastRenderedPageBreak/>
         <w:drawing>
-          <wp:inline distT="0" distB="0" distL="0" distR="0" wp14:anchorId="6340111E" wp14:editId="6CF82D31">
-            <wp:extent cx="2314575" cy="1442085"/>
-            <wp:effectExtent l="0" t="0" r="9525" b="5715"/>
+          <wp:inline distT="0" distB="0" distL="0" distR="0" wp14:anchorId="6340111E" wp14:editId="069417D3">
+            <wp:extent cx="1800751" cy="1121949"/>
+            <wp:effectExtent l="0" t="0" r="1905" b="8255"/>
             <wp:docPr id="19" name="Imagen 19"/>
             <wp:cNvGraphicFramePr>
               <a:graphicFrameLocks xmlns:a="http://schemas.openxmlformats.org/drawingml/2006/main" noChangeAspect="1"/>
@@ -563,14 +666,14 @@
                     <pic:cNvPicPr/>
                   </pic:nvPicPr>
                   <pic:blipFill rotWithShape="1">
-                    <a:blip r:embed="rId10"/>
+                    <a:blip r:embed="rId13"/>
                     <a:srcRect t="12688" r="57138"/>
                     <a:stretch/>
                   </pic:blipFill>
                   <pic:spPr bwMode="auto">
                     <a:xfrm>
                       <a:off x="0" y="0"/>
-                      <a:ext cx="2314575" cy="1442085"/>
+                      <a:ext cx="1800751" cy="1121949"/>
                     </a:xfrm>
                     <a:prstGeom prst="rect">
                       <a:avLst/>
@@ -640,9 +743,46 @@
     </w:p>
     <w:p>
       <w:pPr>
-        <w:ind w:right="-568"/>
-        <w:jc w:val="both"/>
-      </w:pPr>
+        <w:ind w:left="708" w:right="-568"/>
+        <w:jc w:val="both"/>
+      </w:pPr>
+      <w:r>
+        <w:drawing>
+          <wp:inline distT="0" distB="0" distL="0" distR="0" wp14:anchorId="11BBFBA0" wp14:editId="72C6843A">
+            <wp:extent cx="5400040" cy="1340485"/>
+            <wp:effectExtent l="0" t="0" r="0" b="0"/>
+            <wp:docPr id="70241159" name="Imagen 1"/>
+            <wp:cNvGraphicFramePr>
+              <a:graphicFrameLocks xmlns:a="http://schemas.openxmlformats.org/drawingml/2006/main" noChangeAspect="1"/>
+            </wp:cNvGraphicFramePr>
+            <a:graphic xmlns:a="http://schemas.openxmlformats.org/drawingml/2006/main">
+              <a:graphicData uri="http://schemas.openxmlformats.org/drawingml/2006/picture">
+                <pic:pic xmlns:pic="http://schemas.openxmlformats.org/drawingml/2006/picture">
+                  <pic:nvPicPr>
+                    <pic:cNvPr id="70241159" name=""/>
+                    <pic:cNvPicPr/>
+                  </pic:nvPicPr>
+                  <pic:blipFill>
+                    <a:blip r:embed="rId14"/>
+                    <a:stretch>
+                      <a:fillRect/>
+                    </a:stretch>
+                  </pic:blipFill>
+                  <pic:spPr>
+                    <a:xfrm>
+                      <a:off x="0" y="0"/>
+                      <a:ext cx="5400040" cy="1340485"/>
+                    </a:xfrm>
+                    <a:prstGeom prst="rect">
+                      <a:avLst/>
+                    </a:prstGeom>
+                  </pic:spPr>
+                </pic:pic>
+              </a:graphicData>
+            </a:graphic>
+          </wp:inline>
+        </w:drawing>
+      </w:r>
     </w:p>
     <w:p>
       <w:pPr>
@@ -727,14 +867,7 @@
           <w:b/>
           <w:bCs/>
         </w:rPr>
-        <w:t xml:space="preserve"> </w:t>
-      </w:r>
-      <w:r>
-        <w:rPr>
-          <w:b/>
-          <w:bCs/>
-        </w:rPr>
-        <w:t>(</w:t>
+        <w:t xml:space="preserve"> (</w:t>
       </w:r>
       <w:r>
         <w:rPr>
@@ -785,6 +918,48 @@
           <w:highlight w:val="white"/>
         </w:rPr>
       </w:pPr>
+      <w:r>
+        <w:rPr>
+          <w:rFonts w:ascii="Courier New" w:eastAsia="Courier New" w:hAnsi="Courier New" w:cs="Courier New"/>
+          <w:sz w:val="21"/>
+          <w:szCs w:val="21"/>
+        </w:rPr>
+        <w:drawing>
+          <wp:inline distT="0" distB="0" distL="0" distR="0" wp14:anchorId="44469378" wp14:editId="5C745EA7">
+            <wp:extent cx="5400040" cy="1461135"/>
+            <wp:effectExtent l="0" t="0" r="0" b="5715"/>
+            <wp:docPr id="838030430" name="Imagen 1"/>
+            <wp:cNvGraphicFramePr>
+              <a:graphicFrameLocks xmlns:a="http://schemas.openxmlformats.org/drawingml/2006/main" noChangeAspect="1"/>
+            </wp:cNvGraphicFramePr>
+            <a:graphic xmlns:a="http://schemas.openxmlformats.org/drawingml/2006/main">
+              <a:graphicData uri="http://schemas.openxmlformats.org/drawingml/2006/picture">
+                <pic:pic xmlns:pic="http://schemas.openxmlformats.org/drawingml/2006/picture">
+                  <pic:nvPicPr>
+                    <pic:cNvPr id="838030430" name=""/>
+                    <pic:cNvPicPr/>
+                  </pic:nvPicPr>
+                  <pic:blipFill>
+                    <a:blip r:embed="rId15"/>
+                    <a:stretch>
+                      <a:fillRect/>
+                    </a:stretch>
+                  </pic:blipFill>
+                  <pic:spPr>
+                    <a:xfrm>
+                      <a:off x="0" y="0"/>
+                      <a:ext cx="5400040" cy="1461135"/>
+                    </a:xfrm>
+                    <a:prstGeom prst="rect">
+                      <a:avLst/>
+                    </a:prstGeom>
+                  </pic:spPr>
+                </pic:pic>
+              </a:graphicData>
+            </a:graphic>
+          </wp:inline>
+        </w:drawing>
+      </w:r>
     </w:p>
     <w:p>
       <w:pPr>
@@ -793,7 +968,7 @@
       </w:pPr>
     </w:p>
     <w:sectPr>
-      <w:headerReference w:type="default" r:id="rId11"/>
+      <w:headerReference w:type="default" r:id="rId16"/>
       <w:pgSz w:w="11906" w:h="16838"/>
       <w:pgMar w:top="1417" w:right="1701" w:bottom="1417" w:left="1701" w:header="708" w:footer="708" w:gutter="0"/>
       <w:cols w:space="708"/>
@@ -804,7 +979,7 @@
 </file>
 
 <file path=word/endnotes.xml><?xml version="1.0" encoding="utf-8"?>
-<w:endnotes xmlns:wpc="http://schemas.microsoft.com/office/word/2010/wordprocessingCanvas" xmlns:cx="http://schemas.microsoft.com/office/drawing/2014/chartex" xmlns:cx1="http://schemas.microsoft.com/office/drawing/2015/9/8/chartex" xmlns:cx2="http://schemas.microsoft.com/office/drawing/2015/10/21/chartex" xmlns:cx3="http://schemas.microsoft.com/office/drawing/2016/5/9/chartex" xmlns:cx4="http://schemas.microsoft.com/office/drawing/2016/5/10/chartex" xmlns:cx5="http://schemas.microsoft.com/office/drawing/2016/5/11/chartex" xmlns:cx6="http://schemas.microsoft.com/office/drawing/2016/5/12/chartex" xmlns:cx7="http://schemas.microsoft.com/office/drawing/2016/5/13/chartex" xmlns:cx8="http://schemas.microsoft.com/office/drawing/2016/5/14/chartex" xmlns:mc="http://schemas.openxmlformats.org/markup-compatibility/2006" xmlns:aink="http://schemas.microsoft.com/office/drawing/2016/ink" xmlns:am3d="http://schemas.microsoft.com/office/drawing/2017/model3d" xmlns:o="urn:schemas-microsoft-com:office:office" xmlns:r="http://schemas.openxmlformats.org/officeDocument/2006/relationships" xmlns:m="http://schemas.openxmlformats.org/officeDocument/2006/math" xmlns:v="urn:schemas-microsoft-com:vml" xmlns:wp14="http://schemas.microsoft.com/office/word/2010/wordprocessingDrawing" xmlns:wp="http://schemas.openxmlformats.org/drawingml/2006/wordprocessingDrawing" xmlns:w10="urn:schemas-microsoft-com:office:word" xmlns:w="http://schemas.openxmlformats.org/wordprocessingml/2006/main" xmlns:w14="http://schemas.microsoft.com/office/word/2010/wordml" xmlns:w15="http://schemas.microsoft.com/office/word/2012/wordml" xmlns:w16cex="http://schemas.microsoft.com/office/word/2018/wordml/cex" xmlns:w16cid="http://schemas.microsoft.com/office/word/2016/wordml/cid" xmlns:w16="http://schemas.microsoft.com/office/word/2018/wordml" xmlns:w16sdtdh="http://schemas.microsoft.com/office/word/2020/wordml/sdtdatahash" xmlns:w16se="http://schemas.microsoft.com/office/word/2015/wordml/symex" xmlns:wpg="http://schemas.microsoft.com/office/word/2010/wordprocessingGroup" xmlns:wpi="http://schemas.microsoft.com/office/word/2010/wordprocessingInk" xmlns:wne="http://schemas.microsoft.com/office/word/2006/wordml" xmlns:wps="http://schemas.microsoft.com/office/word/2010/wordprocessingShape" mc:Ignorable="w14 w15 w16se w16cid w16 w16cex w16sdtdh wp14">
+<w:endnotes xmlns:wpc="http://schemas.microsoft.com/office/word/2010/wordprocessingCanvas" xmlns:cx="http://schemas.microsoft.com/office/drawing/2014/chartex" xmlns:cx1="http://schemas.microsoft.com/office/drawing/2015/9/8/chartex" xmlns:cx2="http://schemas.microsoft.com/office/drawing/2015/10/21/chartex" xmlns:cx3="http://schemas.microsoft.com/office/drawing/2016/5/9/chartex" xmlns:cx4="http://schemas.microsoft.com/office/drawing/2016/5/10/chartex" xmlns:cx5="http://schemas.microsoft.com/office/drawing/2016/5/11/chartex" xmlns:cx6="http://schemas.microsoft.com/office/drawing/2016/5/12/chartex" xmlns:cx7="http://schemas.microsoft.com/office/drawing/2016/5/13/chartex" xmlns:cx8="http://schemas.microsoft.com/office/drawing/2016/5/14/chartex" xmlns:mc="http://schemas.openxmlformats.org/markup-compatibility/2006" xmlns:aink="http://schemas.microsoft.com/office/drawing/2016/ink" xmlns:am3d="http://schemas.microsoft.com/office/drawing/2017/model3d" xmlns:o="urn:schemas-microsoft-com:office:office" xmlns:oel="http://schemas.microsoft.com/office/2019/extlst" xmlns:r="http://schemas.openxmlformats.org/officeDocument/2006/relationships" xmlns:m="http://schemas.openxmlformats.org/officeDocument/2006/math" xmlns:v="urn:schemas-microsoft-com:vml" xmlns:wp14="http://schemas.microsoft.com/office/word/2010/wordprocessingDrawing" xmlns:wp="http://schemas.openxmlformats.org/drawingml/2006/wordprocessingDrawing" xmlns:w10="urn:schemas-microsoft-com:office:word" xmlns:w="http://schemas.openxmlformats.org/wordprocessingml/2006/main" xmlns:w14="http://schemas.microsoft.com/office/word/2010/wordml" xmlns:w15="http://schemas.microsoft.com/office/word/2012/wordml" xmlns:w16cex="http://schemas.microsoft.com/office/word/2018/wordml/cex" xmlns:w16cid="http://schemas.microsoft.com/office/word/2016/wordml/cid" xmlns:w16="http://schemas.microsoft.com/office/word/2018/wordml" xmlns:w16sdtdh="http://schemas.microsoft.com/office/word/2020/wordml/sdtdatahash" xmlns:w16se="http://schemas.microsoft.com/office/word/2015/wordml/symex" xmlns:wpg="http://schemas.microsoft.com/office/word/2010/wordprocessingGroup" xmlns:wpi="http://schemas.microsoft.com/office/word/2010/wordprocessingInk" xmlns:wne="http://schemas.microsoft.com/office/word/2006/wordml" xmlns:wps="http://schemas.microsoft.com/office/word/2010/wordprocessingShape" mc:Ignorable="w14 w15 w16se w16cid w16 w16cex w16sdtdh wp14">
   <w:endnote w:type="separator" w:id="-1">
     <w:p>
       <w:pPr>
@@ -829,7 +1004,7 @@
 </file>
 
 <file path=word/footnotes.xml><?xml version="1.0" encoding="utf-8"?>
-<w:footnotes xmlns:wpc="http://schemas.microsoft.com/office/word/2010/wordprocessingCanvas" xmlns:cx="http://schemas.microsoft.com/office/drawing/2014/chartex" xmlns:cx1="http://schemas.microsoft.com/office/drawing/2015/9/8/chartex" xmlns:cx2="http://schemas.microsoft.com/office/drawing/2015/10/21/chartex" xmlns:cx3="http://schemas.microsoft.com/office/drawing/2016/5/9/chartex" xmlns:cx4="http://schemas.microsoft.com/office/drawing/2016/5/10/chartex" xmlns:cx5="http://schemas.microsoft.com/office/drawing/2016/5/11/chartex" xmlns:cx6="http://schemas.microsoft.com/office/drawing/2016/5/12/chartex" xmlns:cx7="http://schemas.microsoft.com/office/drawing/2016/5/13/chartex" xmlns:cx8="http://schemas.microsoft.com/office/drawing/2016/5/14/chartex" xmlns:mc="http://schemas.openxmlformats.org/markup-compatibility/2006" xmlns:aink="http://schemas.microsoft.com/office/drawing/2016/ink" xmlns:am3d="http://schemas.microsoft.com/office/drawing/2017/model3d" xmlns:o="urn:schemas-microsoft-com:office:office" xmlns:r="http://schemas.openxmlformats.org/officeDocument/2006/relationships" xmlns:m="http://schemas.openxmlformats.org/officeDocument/2006/math" xmlns:v="urn:schemas-microsoft-com:vml" xmlns:wp14="http://schemas.microsoft.com/office/word/2010/wordprocessingDrawing" xmlns:wp="http://schemas.openxmlformats.org/drawingml/2006/wordprocessingDrawing" xmlns:w10="urn:schemas-microsoft-com:office:word" xmlns:w="http://schemas.openxmlformats.org/wordprocessingml/2006/main" xmlns:w14="http://schemas.microsoft.com/office/word/2010/wordml" xmlns:w15="http://schemas.microsoft.com/office/word/2012/wordml" xmlns:w16cex="http://schemas.microsoft.com/office/word/2018/wordml/cex" xmlns:w16cid="http://schemas.microsoft.com/office/word/2016/wordml/cid" xmlns:w16="http://schemas.microsoft.com/office/word/2018/wordml" xmlns:w16sdtdh="http://schemas.microsoft.com/office/word/2020/wordml/sdtdatahash" xmlns:w16se="http://schemas.microsoft.com/office/word/2015/wordml/symex" xmlns:wpg="http://schemas.microsoft.com/office/word/2010/wordprocessingGroup" xmlns:wpi="http://schemas.microsoft.com/office/word/2010/wordprocessingInk" xmlns:wne="http://schemas.microsoft.com/office/word/2006/wordml" xmlns:wps="http://schemas.microsoft.com/office/word/2010/wordprocessingShape" mc:Ignorable="w14 w15 w16se w16cid w16 w16cex w16sdtdh wp14">
+<w:footnotes xmlns:wpc="http://schemas.microsoft.com/office/word/2010/wordprocessingCanvas" xmlns:cx="http://schemas.microsoft.com/office/drawing/2014/chartex" xmlns:cx1="http://schemas.microsoft.com/office/drawing/2015/9/8/chartex" xmlns:cx2="http://schemas.microsoft.com/office/drawing/2015/10/21/chartex" xmlns:cx3="http://schemas.microsoft.com/office/drawing/2016/5/9/chartex" xmlns:cx4="http://schemas.microsoft.com/office/drawing/2016/5/10/chartex" xmlns:cx5="http://schemas.microsoft.com/office/drawing/2016/5/11/chartex" xmlns:cx6="http://schemas.microsoft.com/office/drawing/2016/5/12/chartex" xmlns:cx7="http://schemas.microsoft.com/office/drawing/2016/5/13/chartex" xmlns:cx8="http://schemas.microsoft.com/office/drawing/2016/5/14/chartex" xmlns:mc="http://schemas.openxmlformats.org/markup-compatibility/2006" xmlns:aink="http://schemas.microsoft.com/office/drawing/2016/ink" xmlns:am3d="http://schemas.microsoft.com/office/drawing/2017/model3d" xmlns:o="urn:schemas-microsoft-com:office:office" xmlns:oel="http://schemas.microsoft.com/office/2019/extlst" xmlns:r="http://schemas.openxmlformats.org/officeDocument/2006/relationships" xmlns:m="http://schemas.openxmlformats.org/officeDocument/2006/math" xmlns:v="urn:schemas-microsoft-com:vml" xmlns:wp14="http://schemas.microsoft.com/office/word/2010/wordprocessingDrawing" xmlns:wp="http://schemas.openxmlformats.org/drawingml/2006/wordprocessingDrawing" xmlns:w10="urn:schemas-microsoft-com:office:word" xmlns:w="http://schemas.openxmlformats.org/wordprocessingml/2006/main" xmlns:w14="http://schemas.microsoft.com/office/word/2010/wordml" xmlns:w15="http://schemas.microsoft.com/office/word/2012/wordml" xmlns:w16cex="http://schemas.microsoft.com/office/word/2018/wordml/cex" xmlns:w16cid="http://schemas.microsoft.com/office/word/2016/wordml/cid" xmlns:w16="http://schemas.microsoft.com/office/word/2018/wordml" xmlns:w16sdtdh="http://schemas.microsoft.com/office/word/2020/wordml/sdtdatahash" xmlns:w16se="http://schemas.microsoft.com/office/word/2015/wordml/symex" xmlns:wpg="http://schemas.microsoft.com/office/word/2010/wordprocessingGroup" xmlns:wpi="http://schemas.microsoft.com/office/word/2010/wordprocessingInk" xmlns:wne="http://schemas.microsoft.com/office/word/2006/wordml" xmlns:wps="http://schemas.microsoft.com/office/word/2010/wordprocessingShape" mc:Ignorable="w14 w15 w16se w16cid w16 w16cex w16sdtdh wp14">
   <w:footnote w:type="separator" w:id="-1">
     <w:p>
       <w:pPr>
@@ -854,7 +1029,7 @@
 </file>
 
 <file path=word/header1.xml><?xml version="1.0" encoding="utf-8"?>
-<w:hdr xmlns:wpc="http://schemas.microsoft.com/office/word/2010/wordprocessingCanvas" xmlns:cx="http://schemas.microsoft.com/office/drawing/2014/chartex" xmlns:cx1="http://schemas.microsoft.com/office/drawing/2015/9/8/chartex" xmlns:cx2="http://schemas.microsoft.com/office/drawing/2015/10/21/chartex" xmlns:cx3="http://schemas.microsoft.com/office/drawing/2016/5/9/chartex" xmlns:cx4="http://schemas.microsoft.com/office/drawing/2016/5/10/chartex" xmlns:cx5="http://schemas.microsoft.com/office/drawing/2016/5/11/chartex" xmlns:cx6="http://schemas.microsoft.com/office/drawing/2016/5/12/chartex" xmlns:cx7="http://schemas.microsoft.com/office/drawing/2016/5/13/chartex" xmlns:cx8="http://schemas.microsoft.com/office/drawing/2016/5/14/chartex" xmlns:mc="http://schemas.openxmlformats.org/markup-compatibility/2006" xmlns:aink="http://schemas.microsoft.com/office/drawing/2016/ink" xmlns:am3d="http://schemas.microsoft.com/office/drawing/2017/model3d" xmlns:o="urn:schemas-microsoft-com:office:office" xmlns:r="http://schemas.openxmlformats.org/officeDocument/2006/relationships" xmlns:m="http://schemas.openxmlformats.org/officeDocument/2006/math" xmlns:v="urn:schemas-microsoft-com:vml" xmlns:wp14="http://schemas.microsoft.com/office/word/2010/wordprocessingDrawing" xmlns:wp="http://schemas.openxmlformats.org/drawingml/2006/wordprocessingDrawing" xmlns:w10="urn:schemas-microsoft-com:office:word" xmlns:w="http://schemas.openxmlformats.org/wordprocessingml/2006/main" xmlns:w14="http://schemas.microsoft.com/office/word/2010/wordml" xmlns:w15="http://schemas.microsoft.com/office/word/2012/wordml" xmlns:w16cex="http://schemas.microsoft.com/office/word/2018/wordml/cex" xmlns:w16cid="http://schemas.microsoft.com/office/word/2016/wordml/cid" xmlns:w16="http://schemas.microsoft.com/office/word/2018/wordml" xmlns:w16sdtdh="http://schemas.microsoft.com/office/word/2020/wordml/sdtdatahash" xmlns:w16se="http://schemas.microsoft.com/office/word/2015/wordml/symex" xmlns:wpg="http://schemas.microsoft.com/office/word/2010/wordprocessingGroup" xmlns:wpi="http://schemas.microsoft.com/office/word/2010/wordprocessingInk" xmlns:wne="http://schemas.microsoft.com/office/word/2006/wordml" xmlns:wps="http://schemas.microsoft.com/office/word/2010/wordprocessingShape" mc:Ignorable="w14 w15 w16se w16cid w16 w16cex w16sdtdh wp14">
+<w:hdr xmlns:wpc="http://schemas.microsoft.com/office/word/2010/wordprocessingCanvas" xmlns:cx="http://schemas.microsoft.com/office/drawing/2014/chartex" xmlns:cx1="http://schemas.microsoft.com/office/drawing/2015/9/8/chartex" xmlns:cx2="http://schemas.microsoft.com/office/drawing/2015/10/21/chartex" xmlns:cx3="http://schemas.microsoft.com/office/drawing/2016/5/9/chartex" xmlns:cx4="http://schemas.microsoft.com/office/drawing/2016/5/10/chartex" xmlns:cx5="http://schemas.microsoft.com/office/drawing/2016/5/11/chartex" xmlns:cx6="http://schemas.microsoft.com/office/drawing/2016/5/12/chartex" xmlns:cx7="http://schemas.microsoft.com/office/drawing/2016/5/13/chartex" xmlns:cx8="http://schemas.microsoft.com/office/drawing/2016/5/14/chartex" xmlns:mc="http://schemas.openxmlformats.org/markup-compatibility/2006" xmlns:aink="http://schemas.microsoft.com/office/drawing/2016/ink" xmlns:am3d="http://schemas.microsoft.com/office/drawing/2017/model3d" xmlns:o="urn:schemas-microsoft-com:office:office" xmlns:oel="http://schemas.microsoft.com/office/2019/extlst" xmlns:r="http://schemas.openxmlformats.org/officeDocument/2006/relationships" xmlns:m="http://schemas.openxmlformats.org/officeDocument/2006/math" xmlns:v="urn:schemas-microsoft-com:vml" xmlns:wp14="http://schemas.microsoft.com/office/word/2010/wordprocessingDrawing" xmlns:wp="http://schemas.openxmlformats.org/drawingml/2006/wordprocessingDrawing" xmlns:w10="urn:schemas-microsoft-com:office:word" xmlns:w="http://schemas.openxmlformats.org/wordprocessingml/2006/main" xmlns:w14="http://schemas.microsoft.com/office/word/2010/wordml" xmlns:w15="http://schemas.microsoft.com/office/word/2012/wordml" xmlns:w16cex="http://schemas.microsoft.com/office/word/2018/wordml/cex" xmlns:w16cid="http://schemas.microsoft.com/office/word/2016/wordml/cid" xmlns:w16="http://schemas.microsoft.com/office/word/2018/wordml" xmlns:w16sdtdh="http://schemas.microsoft.com/office/word/2020/wordml/sdtdatahash" xmlns:w16se="http://schemas.microsoft.com/office/word/2015/wordml/symex" xmlns:wpg="http://schemas.microsoft.com/office/word/2010/wordprocessingGroup" xmlns:wpi="http://schemas.microsoft.com/office/word/2010/wordprocessingInk" xmlns:wne="http://schemas.microsoft.com/office/word/2006/wordml" xmlns:wps="http://schemas.microsoft.com/office/word/2010/wordprocessingShape" mc:Ignorable="w14 w15 w16se w16cid w16 w16cex w16sdtdh wp14">
   <w:tbl>
     <w:tblPr>
       <w:tblW w:w="9543" w:type="dxa"/>
@@ -1465,7 +1640,7 @@
 </file>
 
 <file path=word/numbering.xml><?xml version="1.0" encoding="utf-8"?>
-<w:numbering xmlns:wpc="http://schemas.microsoft.com/office/word/2010/wordprocessingCanvas" xmlns:cx="http://schemas.microsoft.com/office/drawing/2014/chartex" xmlns:cx1="http://schemas.microsoft.com/office/drawing/2015/9/8/chartex" xmlns:cx2="http://schemas.microsoft.com/office/drawing/2015/10/21/chartex" xmlns:cx3="http://schemas.microsoft.com/office/drawing/2016/5/9/chartex" xmlns:cx4="http://schemas.microsoft.com/office/drawing/2016/5/10/chartex" xmlns:cx5="http://schemas.microsoft.com/office/drawing/2016/5/11/chartex" xmlns:cx6="http://schemas.microsoft.com/office/drawing/2016/5/12/chartex" xmlns:cx7="http://schemas.microsoft.com/office/drawing/2016/5/13/chartex" xmlns:cx8="http://schemas.microsoft.com/office/drawing/2016/5/14/chartex" xmlns:mc="http://schemas.openxmlformats.org/markup-compatibility/2006" xmlns:aink="http://schemas.microsoft.com/office/drawing/2016/ink" xmlns:am3d="http://schemas.microsoft.com/office/drawing/2017/model3d" xmlns:o="urn:schemas-microsoft-com:office:office" xmlns:r="http://schemas.openxmlformats.org/officeDocument/2006/relationships" xmlns:m="http://schemas.openxmlformats.org/officeDocument/2006/math" xmlns:v="urn:schemas-microsoft-com:vml" xmlns:wp14="http://schemas.microsoft.com/office/word/2010/wordprocessingDrawing" xmlns:wp="http://schemas.openxmlformats.org/drawingml/2006/wordprocessingDrawing" xmlns:w10="urn:schemas-microsoft-com:office:word" xmlns:w="http://schemas.openxmlformats.org/wordprocessingml/2006/main" xmlns:w14="http://schemas.microsoft.com/office/word/2010/wordml" xmlns:w15="http://schemas.microsoft.com/office/word/2012/wordml" xmlns:w16cex="http://schemas.microsoft.com/office/word/2018/wordml/cex" xmlns:w16cid="http://schemas.microsoft.com/office/word/2016/wordml/cid" xmlns:w16="http://schemas.microsoft.com/office/word/2018/wordml" xmlns:w16sdtdh="http://schemas.microsoft.com/office/word/2020/wordml/sdtdatahash" xmlns:w16se="http://schemas.microsoft.com/office/word/2015/wordml/symex" xmlns:wpg="http://schemas.microsoft.com/office/word/2010/wordprocessingGroup" xmlns:wpi="http://schemas.microsoft.com/office/word/2010/wordprocessingInk" xmlns:wne="http://schemas.microsoft.com/office/word/2006/wordml" xmlns:wps="http://schemas.microsoft.com/office/word/2010/wordprocessingShape" mc:Ignorable="w14 w15 w16se w16cid w16 w16cex w16sdtdh wp14">
+<w:numbering xmlns:wpc="http://schemas.microsoft.com/office/word/2010/wordprocessingCanvas" xmlns:cx="http://schemas.microsoft.com/office/drawing/2014/chartex" xmlns:cx1="http://schemas.microsoft.com/office/drawing/2015/9/8/chartex" xmlns:cx2="http://schemas.microsoft.com/office/drawing/2015/10/21/chartex" xmlns:cx3="http://schemas.microsoft.com/office/drawing/2016/5/9/chartex" xmlns:cx4="http://schemas.microsoft.com/office/drawing/2016/5/10/chartex" xmlns:cx5="http://schemas.microsoft.com/office/drawing/2016/5/11/chartex" xmlns:cx6="http://schemas.microsoft.com/office/drawing/2016/5/12/chartex" xmlns:cx7="http://schemas.microsoft.com/office/drawing/2016/5/13/chartex" xmlns:cx8="http://schemas.microsoft.com/office/drawing/2016/5/14/chartex" xmlns:mc="http://schemas.openxmlformats.org/markup-compatibility/2006" xmlns:aink="http://schemas.microsoft.com/office/drawing/2016/ink" xmlns:am3d="http://schemas.microsoft.com/office/drawing/2017/model3d" xmlns:o="urn:schemas-microsoft-com:office:office" xmlns:oel="http://schemas.microsoft.com/office/2019/extlst" xmlns:r="http://schemas.openxmlformats.org/officeDocument/2006/relationships" xmlns:m="http://schemas.openxmlformats.org/officeDocument/2006/math" xmlns:v="urn:schemas-microsoft-com:vml" xmlns:wp14="http://schemas.microsoft.com/office/word/2010/wordprocessingDrawing" xmlns:wp="http://schemas.openxmlformats.org/drawingml/2006/wordprocessingDrawing" xmlns:w10="urn:schemas-microsoft-com:office:word" xmlns:w="http://schemas.openxmlformats.org/wordprocessingml/2006/main" xmlns:w14="http://schemas.microsoft.com/office/word/2010/wordml" xmlns:w15="http://schemas.microsoft.com/office/word/2012/wordml" xmlns:w16cex="http://schemas.microsoft.com/office/word/2018/wordml/cex" xmlns:w16cid="http://schemas.microsoft.com/office/word/2016/wordml/cid" xmlns:w16="http://schemas.microsoft.com/office/word/2018/wordml" xmlns:w16sdtdh="http://schemas.microsoft.com/office/word/2020/wordml/sdtdatahash" xmlns:w16se="http://schemas.microsoft.com/office/word/2015/wordml/symex" xmlns:wpg="http://schemas.microsoft.com/office/word/2010/wordprocessingGroup" xmlns:wpi="http://schemas.microsoft.com/office/word/2010/wordprocessingInk" xmlns:wne="http://schemas.microsoft.com/office/word/2006/wordml" xmlns:wps="http://schemas.microsoft.com/office/word/2010/wordprocessingShape" mc:Ignorable="w14 w15 w16se w16cid w16 w16cex w16sdtdh wp14">
   <w:abstractNum w:abstractNumId="0" w15:restartNumberingAfterBreak="0">
     <w:nsid w:val="1C325340"/>
     <w:multiLevelType w:val="multilevel"/>
@@ -1724,13 +1899,13 @@
       </w:pPr>
     </w:lvl>
   </w:abstractNum>
-  <w:num w:numId="1">
+  <w:num w:numId="1" w16cid:durableId="1279147383">
     <w:abstractNumId w:val="2"/>
   </w:num>
-  <w:num w:numId="2">
+  <w:num w:numId="2" w16cid:durableId="1063525419">
     <w:abstractNumId w:val="1"/>
   </w:num>
-  <w:num w:numId="3">
+  <w:num w:numId="3" w16cid:durableId="592664389">
     <w:abstractNumId w:val="0"/>
   </w:num>
 </w:numbering>

--- a/Base de datos/UD09 - Combinación de tablas y unión de consultas/TAREA_EXTRA_NBA/TAREA EVALUABLE ud7-8.docx
+++ b/Base de datos/UD09 - Combinación de tablas y unión de consultas/TAREA_EXTRA_NBA/TAREA EVALUABLE ud7-8.docx
@@ -488,6 +488,9 @@
         <w:jc w:val="both"/>
       </w:pPr>
       <w:r>
+        <w:rPr>
+          <w:noProof/>
+        </w:rPr>
         <w:drawing>
           <wp:inline distT="0" distB="0" distL="0" distR="0" wp14:anchorId="11600C5A" wp14:editId="231A3B56">
             <wp:extent cx="5400040" cy="1253490"/>
@@ -585,9 +588,46 @@
     </w:p>
     <w:p>
       <w:pPr>
-        <w:ind w:right="-568"/>
-        <w:jc w:val="both"/>
-      </w:pPr>
+        <w:ind w:left="708" w:right="-568"/>
+        <w:jc w:val="both"/>
+      </w:pPr>
+      <w:r>
+        <w:drawing>
+          <wp:inline distT="0" distB="0" distL="0" distR="0" wp14:anchorId="6E3F338F" wp14:editId="2CFD041D">
+            <wp:extent cx="5400040" cy="902335"/>
+            <wp:effectExtent l="0" t="0" r="0" b="0"/>
+            <wp:docPr id="1585055921" name="Imagen 1"/>
+            <wp:cNvGraphicFramePr>
+              <a:graphicFrameLocks xmlns:a="http://schemas.openxmlformats.org/drawingml/2006/main" noChangeAspect="1"/>
+            </wp:cNvGraphicFramePr>
+            <a:graphic xmlns:a="http://schemas.openxmlformats.org/drawingml/2006/main">
+              <a:graphicData uri="http://schemas.openxmlformats.org/drawingml/2006/picture">
+                <pic:pic xmlns:pic="http://schemas.openxmlformats.org/drawingml/2006/picture">
+                  <pic:nvPicPr>
+                    <pic:cNvPr id="1585055921" name=""/>
+                    <pic:cNvPicPr/>
+                  </pic:nvPicPr>
+                  <pic:blipFill>
+                    <a:blip r:embed="rId13"/>
+                    <a:stretch>
+                      <a:fillRect/>
+                    </a:stretch>
+                  </pic:blipFill>
+                  <pic:spPr>
+                    <a:xfrm>
+                      <a:off x="0" y="0"/>
+                      <a:ext cx="5400040" cy="902335"/>
+                    </a:xfrm>
+                    <a:prstGeom prst="rect">
+                      <a:avLst/>
+                    </a:prstGeom>
+                  </pic:spPr>
+                </pic:pic>
+              </a:graphicData>
+            </a:graphic>
+          </wp:inline>
+        </w:drawing>
+      </w:r>
     </w:p>
     <w:p>
       <w:pPr>
@@ -604,6 +644,7 @@
         </w:rPr>
       </w:pPr>
       <w:r>
+        <w:lastRenderedPageBreak/>
         <w:t>Selecciona los 10 equipos que tengan la media de puntos más alta jugando como locales en las temporadas 00/01, 01/02 y 02/03 ordénalos por la media de puntos.</w:t>
       </w:r>
       <w:r>
@@ -633,6 +674,58 @@
     </w:p>
     <w:p>
       <w:pPr>
+        <w:pStyle w:val="Prrafodelista"/>
+        <w:ind w:right="-568"/>
+        <w:jc w:val="both"/>
+        <w:rPr>
+          <w:b/>
+          <w:bCs/>
+        </w:rPr>
+      </w:pPr>
+      <w:r>
+        <w:rPr>
+          <w:b/>
+          <w:bCs/>
+        </w:rPr>
+        <w:drawing>
+          <wp:inline distT="0" distB="0" distL="0" distR="0" wp14:anchorId="1383AE1B" wp14:editId="41C813A5">
+            <wp:extent cx="5400040" cy="1365885"/>
+            <wp:effectExtent l="0" t="0" r="0" b="5715"/>
+            <wp:docPr id="1253278681" name="Imagen 1"/>
+            <wp:cNvGraphicFramePr>
+              <a:graphicFrameLocks xmlns:a="http://schemas.openxmlformats.org/drawingml/2006/main" noChangeAspect="1"/>
+            </wp:cNvGraphicFramePr>
+            <a:graphic xmlns:a="http://schemas.openxmlformats.org/drawingml/2006/main">
+              <a:graphicData uri="http://schemas.openxmlformats.org/drawingml/2006/picture">
+                <pic:pic xmlns:pic="http://schemas.openxmlformats.org/drawingml/2006/picture">
+                  <pic:nvPicPr>
+                    <pic:cNvPr id="1253278681" name=""/>
+                    <pic:cNvPicPr/>
+                  </pic:nvPicPr>
+                  <pic:blipFill>
+                    <a:blip r:embed="rId14"/>
+                    <a:stretch>
+                      <a:fillRect/>
+                    </a:stretch>
+                  </pic:blipFill>
+                  <pic:spPr>
+                    <a:xfrm>
+                      <a:off x="0" y="0"/>
+                      <a:ext cx="5400040" cy="1365885"/>
+                    </a:xfrm>
+                    <a:prstGeom prst="rect">
+                      <a:avLst/>
+                    </a:prstGeom>
+                  </pic:spPr>
+                </pic:pic>
+              </a:graphicData>
+            </a:graphic>
+          </wp:inline>
+        </w:drawing>
+      </w:r>
+    </w:p>
+    <w:p>
+      <w:pPr>
         <w:ind w:left="708" w:right="-568" w:firstLine="708"/>
         <w:jc w:val="both"/>
       </w:pPr>
@@ -649,7 +742,6 @@
         <w:rPr>
           <w:noProof/>
         </w:rPr>
-        <w:lastRenderedPageBreak/>
         <w:drawing>
           <wp:inline distT="0" distB="0" distL="0" distR="0" wp14:anchorId="6340111E" wp14:editId="069417D3">
             <wp:extent cx="1800751" cy="1121949"/>
@@ -666,7 +758,7 @@
                     <pic:cNvPicPr/>
                   </pic:nvPicPr>
                   <pic:blipFill rotWithShape="1">
-                    <a:blip r:embed="rId13"/>
+                    <a:blip r:embed="rId15"/>
                     <a:srcRect t="12688" r="57138"/>
                     <a:stretch/>
                   </pic:blipFill>
@@ -747,6 +839,9 @@
         <w:jc w:val="both"/>
       </w:pPr>
       <w:r>
+        <w:rPr>
+          <w:noProof/>
+        </w:rPr>
         <w:drawing>
           <wp:inline distT="0" distB="0" distL="0" distR="0" wp14:anchorId="11BBFBA0" wp14:editId="72C6843A">
             <wp:extent cx="5400040" cy="1340485"/>
@@ -763,7 +858,7 @@
                     <pic:cNvPicPr/>
                   </pic:nvPicPr>
                   <pic:blipFill>
-                    <a:blip r:embed="rId14"/>
+                    <a:blip r:embed="rId16"/>
                     <a:stretch>
                       <a:fillRect/>
                     </a:stretch>
@@ -921,6 +1016,7 @@
       <w:r>
         <w:rPr>
           <w:rFonts w:ascii="Courier New" w:eastAsia="Courier New" w:hAnsi="Courier New" w:cs="Courier New"/>
+          <w:noProof/>
           <w:sz w:val="21"/>
           <w:szCs w:val="21"/>
         </w:rPr>
@@ -940,7 +1036,7 @@
                     <pic:cNvPicPr/>
                   </pic:nvPicPr>
                   <pic:blipFill>
-                    <a:blip r:embed="rId15"/>
+                    <a:blip r:embed="rId17"/>
                     <a:stretch>
                       <a:fillRect/>
                     </a:stretch>
@@ -968,7 +1064,7 @@
       </w:pPr>
     </w:p>
     <w:sectPr>
-      <w:headerReference w:type="default" r:id="rId16"/>
+      <w:headerReference w:type="default" r:id="rId18"/>
       <w:pgSz w:w="11906" w:h="16838"/>
       <w:pgMar w:top="1417" w:right="1701" w:bottom="1417" w:left="1701" w:header="708" w:footer="708" w:gutter="0"/>
       <w:cols w:space="708"/>
